--- a/work/dguidelines.docx
+++ b/work/dguidelines.docx
@@ -34,7 +34,7 @@
         <w:t xml:space="preserve">S2026</w:t>
       </w:r>
     </w:p>
-    <w:bookmarkStart w:id="21" w:name="overview"/>
+    <w:bookmarkStart w:id="22" w:name="overview"/>
     <w:p>
       <w:pPr>
         <w:pStyle w:val="Heading2"/>
@@ -175,7 +175,19 @@
         <w:t xml:space="preserve"> </w:t>
       </w:r>
       <w:r>
-        <w:t xml:space="preserve">debates. They have four phases:</w:t>
+        <w:t xml:space="preserve">debates. A standard debate</w:t>
+      </w:r>
+      <w:r>
+        <w:rPr>
+          <w:rStyle w:val="FootnoteReference"/>
+        </w:rPr>
+        <w:footnoteReference w:id="21"/>
+      </w:r>
+      <w:r>
+        <w:t xml:space="preserve"> </w:t>
+      </w:r>
+      <w:r>
+        <w:t xml:space="preserve">in our class has four phases:</w:t>
       </w:r>
     </w:p>
     <w:p>
@@ -370,8 +382,8 @@
         <w:t xml:space="preserve">so that each team has an equal opportunity to present their case, respond to their opponents, and ultimately convince the jury to vote for them. The judge also enforces procedure.</w:t>
       </w:r>
     </w:p>
-    <w:bookmarkEnd w:id="21"/>
-    <w:bookmarkStart w:id="22" w:name="debate-schedule"/>
+    <w:bookmarkEnd w:id="22"/>
+    <w:bookmarkStart w:id="23" w:name="debate-schedule"/>
     <w:p>
       <w:pPr>
         <w:pStyle w:val="Heading2"/>
@@ -763,8 +775,8 @@
         </w:tc>
       </w:tr>
     </w:tbl>
-    <w:bookmarkEnd w:id="22"/>
-    <w:bookmarkStart w:id="25" w:name="the-debate-teams"/>
+    <w:bookmarkEnd w:id="23"/>
+    <w:bookmarkStart w:id="26" w:name="the-debate-teams"/>
     <w:p>
       <w:pPr>
         <w:pStyle w:val="Heading2"/>
@@ -827,69 +839,6 @@
       </w:pPr>
       <w:r>
         <w:t xml:space="preserve">Cross-Examination: Note-taker</w:t>
-      </w:r>
-      <w:r>
-        <w:rPr>
-          <w:rStyle w:val="FootnoteReference"/>
-        </w:rPr>
-        <w:footnoteReference w:id="23"/>
-      </w:r>
-    </w:p>
-    <w:p>
-      <w:pPr>
-        <w:pStyle w:val="Compact"/>
-        <w:numPr>
-          <w:ilvl w:val="0"/>
-          <w:numId w:val="1007"/>
-        </w:numPr>
-      </w:pPr>
-      <w:r>
-        <w:t xml:space="preserve">Rebuttal</w:t>
-      </w:r>
-    </w:p>
-    <w:p>
-      <w:pPr>
-        <w:pStyle w:val="Compact"/>
-        <w:numPr>
-          <w:ilvl w:val="0"/>
-          <w:numId w:val="1007"/>
-        </w:numPr>
-      </w:pPr>
-      <w:r>
-        <w:t xml:space="preserve">Final Focus</w:t>
-      </w:r>
-    </w:p>
-    <w:p>
-      <w:pPr>
-        <w:pStyle w:val="FirstParagraph"/>
-      </w:pPr>
-      <w:r>
-        <w:t xml:space="preserve">In addition to each role being filled by one person, each role should also have an</w:t>
-      </w:r>
-      <w:r>
-        <w:t xml:space="preserve"> </w:t>
-      </w:r>
-      <w:r>
-        <w:t xml:space="preserve">“understudy”</w:t>
-      </w:r>
-      <w:r>
-        <w:t xml:space="preserve">. Understudies are prepared to play that role in the event of an unexpected absence by the lead.</w:t>
-      </w:r>
-    </w:p>
-    <w:p>
-      <w:pPr>
-        <w:pStyle w:val="BodyText"/>
-      </w:pPr>
-      <w:r>
-        <w:t xml:space="preserve">It is up to individual teams to equitably fill out debate roles. Each role can play to the strengths of different individuals. The constructive, for instance, is a three minute delivered speech, and possibly the single most important part of the debate - but is also the only portion that can be fully prepared in advance. It is good for a person who is a dynamic speaker but who may not be as strong thinking on their feet. All other components are a mix of pre-prepared material as well as adjustments that happen in real time.</w:t>
-      </w:r>
-    </w:p>
-    <w:p>
-      <w:pPr>
-        <w:pStyle w:val="BodyText"/>
-      </w:pPr>
-      <w:r>
-        <w:t xml:space="preserve">Finally, while student take roles, it is the entire team’s responsibility to coordinate and prepare for each debate; it should not be the case that the person delivering the constructive is the only person to take part in writing it.</w:t>
       </w:r>
       <w:r>
         <w:rPr>
@@ -898,8 +847,71 @@
         <w:footnoteReference w:id="24"/>
       </w:r>
     </w:p>
-    <w:bookmarkEnd w:id="25"/>
-    <w:bookmarkStart w:id="27" w:name="the-jury"/>
+    <w:p>
+      <w:pPr>
+        <w:pStyle w:val="Compact"/>
+        <w:numPr>
+          <w:ilvl w:val="0"/>
+          <w:numId w:val="1007"/>
+        </w:numPr>
+      </w:pPr>
+      <w:r>
+        <w:t xml:space="preserve">Rebuttal</w:t>
+      </w:r>
+    </w:p>
+    <w:p>
+      <w:pPr>
+        <w:pStyle w:val="Compact"/>
+        <w:numPr>
+          <w:ilvl w:val="0"/>
+          <w:numId w:val="1007"/>
+        </w:numPr>
+      </w:pPr>
+      <w:r>
+        <w:t xml:space="preserve">Final Focus</w:t>
+      </w:r>
+    </w:p>
+    <w:p>
+      <w:pPr>
+        <w:pStyle w:val="FirstParagraph"/>
+      </w:pPr>
+      <w:r>
+        <w:t xml:space="preserve">In addition to each role being filled by one person, each role should also have an</w:t>
+      </w:r>
+      <w:r>
+        <w:t xml:space="preserve"> </w:t>
+      </w:r>
+      <w:r>
+        <w:t xml:space="preserve">“understudy”</w:t>
+      </w:r>
+      <w:r>
+        <w:t xml:space="preserve">. Understudies are prepared to play that role in the event of an unexpected absence by the lead.</w:t>
+      </w:r>
+    </w:p>
+    <w:p>
+      <w:pPr>
+        <w:pStyle w:val="BodyText"/>
+      </w:pPr>
+      <w:r>
+        <w:t xml:space="preserve">It is up to individual teams to equitably fill out debate roles. Each role can play to the strengths of different individuals. The constructive, for instance, is a three minute delivered speech, and possibly the single most important part of the debate - but is also the only portion that can be fully prepared in advance. It is good for a person who is a dynamic speaker but who may not be as strong thinking on their feet. All other components are a mix of pre-prepared material as well as adjustments that happen in real time.</w:t>
+      </w:r>
+    </w:p>
+    <w:p>
+      <w:pPr>
+        <w:pStyle w:val="BodyText"/>
+      </w:pPr>
+      <w:r>
+        <w:t xml:space="preserve">Finally, while student take roles, it is the entire team’s responsibility to coordinate and prepare for each debate; it should not be the case that the person delivering the constructive is the only person to take part in writing it.</w:t>
+      </w:r>
+      <w:r>
+        <w:rPr>
+          <w:rStyle w:val="FootnoteReference"/>
+        </w:rPr>
+        <w:footnoteReference w:id="25"/>
+      </w:r>
+    </w:p>
+    <w:bookmarkEnd w:id="26"/>
+    <w:bookmarkStart w:id="28" w:name="the-jury"/>
     <w:p>
       <w:pPr>
         <w:pStyle w:val="Heading2"/>
@@ -939,7 +951,7 @@
         <w:rPr>
           <w:rStyle w:val="FootnoteReference"/>
         </w:rPr>
-        <w:footnoteReference w:id="26"/>
+        <w:footnoteReference w:id="27"/>
       </w:r>
     </w:p>
     <w:p>
@@ -978,8 +990,8 @@
         <w:t xml:space="preserve">Jury deliberations take place after class debates have finished. The judge will set the jury deliberation time limit. Juries should hold votes on the victor (majority rule) and then deliver a verdict along with a brief opinion. The jury foreperson delivers the opinion of the jury for each debate.</w:t>
       </w:r>
     </w:p>
-    <w:bookmarkEnd w:id="27"/>
-    <w:bookmarkStart w:id="28" w:name="logistics"/>
+    <w:bookmarkEnd w:id="28"/>
+    <w:bookmarkStart w:id="29" w:name="logistics"/>
     <w:p>
       <w:pPr>
         <w:pStyle w:val="Heading2"/>
@@ -1076,8 +1088,8 @@
         <w:t xml:space="preserve">If time runs out mid-sentence, speakers must stop immediately. I recommend keeping time yourself.</w:t>
       </w:r>
     </w:p>
-    <w:bookmarkEnd w:id="28"/>
-    <w:bookmarkStart w:id="29" w:name="what-to-bring-and-prepare"/>
+    <w:bookmarkEnd w:id="29"/>
+    <w:bookmarkStart w:id="30" w:name="what-to-bring-and-prepare"/>
     <w:p>
       <w:pPr>
         <w:pStyle w:val="Heading2"/>
@@ -1146,8 +1158,8 @@
         <w:t xml:space="preserve">A way to take notes on what your opponents say. You may find pen and paper more useful for this than a laptop (and will almost certainly find touch-based devices not useful.)</w:t>
       </w:r>
     </w:p>
-    <w:bookmarkEnd w:id="29"/>
-    <w:bookmarkStart w:id="30" w:name="assessment"/>
+    <w:bookmarkEnd w:id="30"/>
+    <w:bookmarkStart w:id="31" w:name="assessment"/>
     <w:p>
       <w:pPr>
         <w:pStyle w:val="Heading2"/>
@@ -1419,8 +1431,8 @@
         </w:tc>
       </w:tr>
     </w:tbl>
-    <w:bookmarkEnd w:id="30"/>
-    <w:bookmarkStart w:id="32" w:name="final-comments"/>
+    <w:bookmarkEnd w:id="31"/>
+    <w:bookmarkStart w:id="33" w:name="final-comments"/>
     <w:p>
       <w:pPr>
         <w:pStyle w:val="Heading2"/>
@@ -1439,7 +1451,7 @@
       <w:r>
         <w:t xml:space="preserve"> </w:t>
       </w:r>
-      <w:hyperlink r:id="rId31">
+      <w:hyperlink r:id="rId32">
         <w:r>
           <w:rPr>
             <w:rStyle w:val="Hyperlink"/>
@@ -1451,7 +1463,7 @@
         <w:t xml:space="preserve">: free flowing, improvisational, and adaptable, encompassing both conflict and resolution, but grounded in a shared structure that keeps all players focused. Each part is but a piece of the whole. I encourage you to have fun with each debate, but remember that preparation is necessary for debates to go well, and your team needs to coordinate work toward a common debate strategy. Even the best debaters, if given no prep time, can still get overwhelmed by debate novices who are well prepared. Good luck!</w:t>
       </w:r>
     </w:p>
-    <w:bookmarkEnd w:id="32"/>
+    <w:bookmarkEnd w:id="33"/>
     <w:sectPr>
       <w:footnotePr>
         <w:numRestart w:val="eachSect"/>
@@ -1500,7 +1512,7 @@
       </w:r>
     </w:p>
   </w:footnote>
-  <w:footnote w:id="23">
+  <w:footnote w:id="21">
     <w:p>
       <w:pPr>
         <w:pStyle w:val="FootnoteText"/>
@@ -1515,7 +1527,7 @@
         <w:t xml:space="preserve"> </w:t>
       </w:r>
       <w:r>
-        <w:t xml:space="preserve">The only role that does not have a direct speaking part, but a critical role for keeping track of concessions and important points to return to, helping both the rebuttal and final focus deploy their arguments. In five person teams, there is no formal note-taker, and the role is filled by those in the rebuttal and final focus positions.</w:t>
+        <w:t xml:space="preserve">Note that while this is the standard debate format, as we move through the course, we may add additional elements. Consult individual debate pages for details.</w:t>
       </w:r>
     </w:p>
   </w:footnote>
@@ -1534,11 +1546,30 @@
         <w:t xml:space="preserve"> </w:t>
       </w:r>
       <w:r>
+        <w:t xml:space="preserve">The only role that does not have a direct speaking part, but a critical role for keeping track of concessions and important points to return to, helping both the rebuttal and final focus deploy their arguments. In five person teams, there is no formal note-taker, and the role is filled by those in the rebuttal and final focus positions.</w:t>
+      </w:r>
+    </w:p>
+  </w:footnote>
+  <w:footnote w:id="25">
+    <w:p>
+      <w:pPr>
+        <w:pStyle w:val="FootnoteText"/>
+      </w:pPr>
+      <w:r>
+        <w:rPr>
+          <w:rStyle w:val="FootnoteReference"/>
+        </w:rPr>
+        <w:footnoteRef/>
+      </w:r>
+      <w:r>
+        <w:t xml:space="preserve"> </w:t>
+      </w:r>
+      <w:r>
         <w:t xml:space="preserve">An unprepared individual section reflects not just on the person delivering it, but the whole team.</w:t>
       </w:r>
     </w:p>
   </w:footnote>
-  <w:footnote w:id="26">
+  <w:footnote w:id="27">
     <w:p>
       <w:pPr>
         <w:pStyle w:val="FootnoteText"/>

--- a/work/dguidelines.docx
+++ b/work/dguidelines.docx
@@ -34,7 +34,7 @@
         <w:t xml:space="preserve">S2026</w:t>
       </w:r>
     </w:p>
-    <w:bookmarkStart w:id="22" w:name="overview"/>
+    <w:bookmarkStart w:id="11" w:name="overview"/>
     <w:p>
       <w:pPr>
         <w:pStyle w:val="Heading2"/>
@@ -169,7 +169,7 @@
         <w:rPr>
           <w:rStyle w:val="FootnoteReference"/>
         </w:rPr>
-        <w:footnoteReference w:id="20"/>
+        <w:footnoteReference w:id="9"/>
       </w:r>
       <w:r>
         <w:t xml:space="preserve"> </w:t>
@@ -181,7 +181,7 @@
         <w:rPr>
           <w:rStyle w:val="FootnoteReference"/>
         </w:rPr>
-        <w:footnoteReference w:id="21"/>
+        <w:footnoteReference w:id="10"/>
       </w:r>
       <w:r>
         <w:t xml:space="preserve"> </w:t>
@@ -382,8 +382,8 @@
         <w:t xml:space="preserve">so that each team has an equal opportunity to present their case, respond to their opponents, and ultimately convince the jury to vote for them. The judge also enforces procedure.</w:t>
       </w:r>
     </w:p>
-    <w:bookmarkEnd w:id="22"/>
-    <w:bookmarkStart w:id="23" w:name="debate-schedule"/>
+    <w:bookmarkEnd w:id="11"/>
+    <w:bookmarkStart w:id="12" w:name="debate-schedule"/>
     <w:p>
       <w:pPr>
         <w:pStyle w:val="Heading2"/>
@@ -775,8 +775,8 @@
         </w:tc>
       </w:tr>
     </w:tbl>
-    <w:bookmarkEnd w:id="23"/>
-    <w:bookmarkStart w:id="26" w:name="the-debate-teams"/>
+    <w:bookmarkEnd w:id="12"/>
+    <w:bookmarkStart w:id="15" w:name="the-debate-teams"/>
     <w:p>
       <w:pPr>
         <w:pStyle w:val="Heading2"/>
@@ -844,7 +844,7 @@
         <w:rPr>
           <w:rStyle w:val="FootnoteReference"/>
         </w:rPr>
-        <w:footnoteReference w:id="24"/>
+        <w:footnoteReference w:id="13"/>
       </w:r>
     </w:p>
     <w:p>
@@ -907,11 +907,11 @@
         <w:rPr>
           <w:rStyle w:val="FootnoteReference"/>
         </w:rPr>
-        <w:footnoteReference w:id="25"/>
-      </w:r>
-    </w:p>
-    <w:bookmarkEnd w:id="26"/>
-    <w:bookmarkStart w:id="28" w:name="the-jury"/>
+        <w:footnoteReference w:id="14"/>
+      </w:r>
+    </w:p>
+    <w:bookmarkEnd w:id="15"/>
+    <w:bookmarkStart w:id="17" w:name="the-jury"/>
     <w:p>
       <w:pPr>
         <w:pStyle w:val="Heading2"/>
@@ -951,7 +951,7 @@
         <w:rPr>
           <w:rStyle w:val="FootnoteReference"/>
         </w:rPr>
-        <w:footnoteReference w:id="27"/>
+        <w:footnoteReference w:id="16"/>
       </w:r>
     </w:p>
     <w:p>
@@ -963,19 +963,7 @@
         </w:numPr>
       </w:pPr>
       <w:r>
-        <w:t xml:space="preserve">The jury must attempt to be as even handed and open-minded as possible: do not judge based upon which side you began thinking was the</w:t>
-      </w:r>
-      <w:r>
-        <w:t xml:space="preserve"> </w:t>
-      </w:r>
-      <w:r>
-        <w:t xml:space="preserve">“correct”</w:t>
-      </w:r>
-      <w:r>
-        <w:t xml:space="preserve"> </w:t>
-      </w:r>
-      <w:r>
-        <w:t xml:space="preserve">answer; judge based upon which side you think debated more effectively and persuaded toward their side.</w:t>
+        <w:t xml:space="preserve">The jury must attempt to be as even handed and open-minded as possible: do not judge based upon which side you began thinking was the “correct” answer; judge based upon which side you think debated more effectively and persuaded toward their side.</w:t>
       </w:r>
     </w:p>
     <w:p>
@@ -990,8 +978,8 @@
         <w:t xml:space="preserve">Jury deliberations take place after class debates have finished. The judge will set the jury deliberation time limit. Juries should hold votes on the victor (majority rule) and then deliver a verdict along with a brief opinion. The jury foreperson delivers the opinion of the jury for each debate.</w:t>
       </w:r>
     </w:p>
-    <w:bookmarkEnd w:id="28"/>
-    <w:bookmarkStart w:id="29" w:name="logistics"/>
+    <w:bookmarkEnd w:id="17"/>
+    <w:bookmarkStart w:id="18" w:name="logistics"/>
     <w:p>
       <w:pPr>
         <w:pStyle w:val="Heading2"/>
@@ -1088,8 +1076,8 @@
         <w:t xml:space="preserve">If time runs out mid-sentence, speakers must stop immediately. I recommend keeping time yourself.</w:t>
       </w:r>
     </w:p>
-    <w:bookmarkEnd w:id="29"/>
-    <w:bookmarkStart w:id="30" w:name="what-to-bring-and-prepare"/>
+    <w:bookmarkEnd w:id="18"/>
+    <w:bookmarkStart w:id="19" w:name="what-to-bring-and-prepare"/>
     <w:p>
       <w:pPr>
         <w:pStyle w:val="Heading2"/>
@@ -1158,8 +1146,8 @@
         <w:t xml:space="preserve">A way to take notes on what your opponents say. You may find pen and paper more useful for this than a laptop (and will almost certainly find touch-based devices not useful.)</w:t>
       </w:r>
     </w:p>
-    <w:bookmarkEnd w:id="30"/>
-    <w:bookmarkStart w:id="31" w:name="assessment"/>
+    <w:bookmarkEnd w:id="19"/>
+    <w:bookmarkStart w:id="20" w:name="assessment"/>
     <w:p>
       <w:pPr>
         <w:pStyle w:val="Heading2"/>
@@ -1431,8 +1419,8 @@
         </w:tc>
       </w:tr>
     </w:tbl>
-    <w:bookmarkEnd w:id="31"/>
-    <w:bookmarkStart w:id="33" w:name="final-comments"/>
+    <w:bookmarkEnd w:id="20"/>
+    <w:bookmarkStart w:id="22" w:name="final-comments"/>
     <w:p>
       <w:pPr>
         <w:pStyle w:val="Heading2"/>
@@ -1451,7 +1439,7 @@
       <w:r>
         <w:t xml:space="preserve"> </w:t>
       </w:r>
-      <w:hyperlink r:id="rId32">
+      <w:hyperlink r:id="rId21">
         <w:r>
           <w:rPr>
             <w:rStyle w:val="Hyperlink"/>
@@ -1463,7 +1451,7 @@
         <w:t xml:space="preserve">: free flowing, improvisational, and adaptable, encompassing both conflict and resolution, but grounded in a shared structure that keeps all players focused. Each part is but a piece of the whole. I encourage you to have fun with each debate, but remember that preparation is necessary for debates to go well, and your team needs to coordinate work toward a common debate strategy. Even the best debaters, if given no prep time, can still get overwhelmed by debate novices who are well prepared. Good luck!</w:t>
       </w:r>
     </w:p>
-    <w:bookmarkEnd w:id="33"/>
+    <w:bookmarkEnd w:id="22"/>
     <w:sectPr>
       <w:footnotePr>
         <w:numRestart w:val="eachSect"/>
@@ -1493,7 +1481,7 @@
       </w:r>
     </w:p>
   </w:footnote>
-  <w:footnote w:id="20">
+  <w:footnote w:id="9">
     <w:p>
       <w:pPr>
         <w:pStyle w:val="FootnoteText"/>
@@ -1512,7 +1500,7 @@
       </w:r>
     </w:p>
   </w:footnote>
-  <w:footnote w:id="21">
+  <w:footnote w:id="10">
     <w:p>
       <w:pPr>
         <w:pStyle w:val="FootnoteText"/>
@@ -1531,7 +1519,7 @@
       </w:r>
     </w:p>
   </w:footnote>
-  <w:footnote w:id="24">
+  <w:footnote w:id="13">
     <w:p>
       <w:pPr>
         <w:pStyle w:val="FootnoteText"/>
@@ -1550,7 +1538,7 @@
       </w:r>
     </w:p>
   </w:footnote>
-  <w:footnote w:id="25">
+  <w:footnote w:id="14">
     <w:p>
       <w:pPr>
         <w:pStyle w:val="FootnoteText"/>
@@ -1569,7 +1557,7 @@
       </w:r>
     </w:p>
   </w:footnote>
-  <w:footnote w:id="27">
+  <w:footnote w:id="16">
     <w:p>
       <w:pPr>
         <w:pStyle w:val="FootnoteText"/>
@@ -1979,10 +1967,10 @@
   <w:docDefaults>
     <w:rPrDefault>
       <w:rPr>
-        <w:rFonts w:asciiTheme="minorHAnsi" w:cstheme="minorBidi" w:eastAsiaTheme="minorHAnsi" w:hAnsiTheme="minorHAnsi"/>
+        <w:rFonts w:asciiTheme="minorHAnsi" w:cstheme="minorBidi" w:eastAsiaTheme="minorEastAsia" w:hAnsiTheme="minorHAnsi"/>
         <w:sz w:val="24"/>
         <w:szCs w:val="24"/>
-        <w:lang w:bidi="ar-SA" w:eastAsia="en-US" w:val="en-US"/>
+        <w:lang w:bidi="ar-SA" w:eastAsia="zh-CN" w:val="en-US"/>
       </w:rPr>
     </w:rPrDefault>
     <w:pPrDefault>
@@ -2523,13 +2511,6 @@
       </w:tblCellMar>
     </w:tblPr>
     <w:tblStylePr w:type="firstRow">
-      <w:tblPr>
-        <w:jc w:val="left"/>
-        <w:tblInd w:type="dxa" w:w="0"/>
-      </w:tblPr>
-      <w:trPr>
-        <w:jc w:val="left"/>
-      </w:trPr>
       <w:tcPr>
         <w:tcBorders>
           <w:bottom w:val="single"/>

--- a/work/dguidelines.docx
+++ b/work/dguidelines.docx
@@ -901,7 +901,7 @@
         <w:pStyle w:val="BodyText"/>
       </w:pPr>
       <w:r>
-        <w:t xml:space="preserve">Finally, while student take roles, it is the entire team’s responsibility to coordinate and prepare for each debate; it should not be the case that the person delivering the constructive is the only person to take part in writing it.</w:t>
+        <w:t xml:space="preserve">Finally, while students take roles, it is the entire team’s responsibility to coordinate and prepare for each debate; it should not be the case that the person delivering the constructive is the only person to take part in writing it.</w:t>
       </w:r>
       <w:r>
         <w:rPr>
